--- a/report 2.docx
+++ b/report 2.docx
@@ -36,12 +36,18 @@
     </w:p>
     <w:p>
       <w:r>
-        <w:t>Student Name: Ekta Beniwal</w:t>
+        <w:t xml:space="preserve">Student Name: </w:t>
+      </w:r>
+      <w:r>
+        <w:t xml:space="preserve">Piyush </w:t>
       </w:r>
     </w:p>
     <w:p>
       <w:r>
-        <w:t>Roll Number: 2501940029</w:t>
+        <w:t>Roll Number: 25019400</w:t>
+      </w:r>
+      <w:r>
+        <w:t>81</w:t>
       </w:r>
     </w:p>
     <w:p>
@@ -76,21 +82,7 @@
         <w:rPr>
           <w:lang w:val="en-IN"/>
         </w:rPr>
-        <w:t xml:space="preserve"> dataset is a widely used benchmark dataset for image classification tasks in deep learning. It contains 60,000 </w:t>
-      </w:r>
-      <w:proofErr w:type="spellStart"/>
-      <w:r>
-        <w:rPr>
-          <w:lang w:val="en-IN"/>
-        </w:rPr>
-        <w:t>color</w:t>
-      </w:r>
-      <w:proofErr w:type="spellEnd"/>
-      <w:r>
-        <w:rPr>
-          <w:lang w:val="en-IN"/>
-        </w:rPr>
-        <w:t xml:space="preserve"> images of size 32×32 pixels divided into 10 distinct classes: airplane, automobile, bird, cat, deer, dog, frog, horse, ship, and truck. The dataset is split into 50,000 training images and 10,000 testing images, with each class containing 6,000 images. CIFAR-10 is balanced across all categories, making it suitable for fair model evaluation. Due to its manageable size and diversity of objects, it is commonly used to test and compare convolutional neural network architectures</w:t>
+        <w:t xml:space="preserve"> dataset is a widely used benchmark dataset for image classification tasks in deep learning. It contains 60,000 color images of size 32×32 pixels divided into 10 distinct classes: airplane, automobile, bird, cat, deer, dog, frog, horse, ship, and truck. The dataset is split into 50,000 training images and 10,000 testing images, with each class containing 6,000 images. CIFAR-10 is balanced across all categories, making it suitable for fair model evaluation. Due to its manageable size and diversity of objects, it is commonly used to test and compare convolutional neural network architectures</w:t>
       </w:r>
     </w:p>
     <w:p>
@@ -111,21 +103,7 @@
         <w:rPr>
           <w:lang w:val="en-IN"/>
         </w:rPr>
-        <w:t xml:space="preserve">Before training, the dataset was </w:t>
-      </w:r>
-      <w:proofErr w:type="spellStart"/>
-      <w:r>
-        <w:rPr>
-          <w:lang w:val="en-IN"/>
-        </w:rPr>
-        <w:t>preprocessed</w:t>
-      </w:r>
-      <w:proofErr w:type="spellEnd"/>
-      <w:r>
-        <w:rPr>
-          <w:lang w:val="en-IN"/>
-        </w:rPr>
-        <w:t xml:space="preserve"> to improve model performance. Pixel values were normalized from the range 0–255 to 0–1 by dividing by 255, which helps in faster and more stable training. The dataset was split into training, validation, and test sets to ensure proper performance evaluation.</w:t>
+        <w:t>Before training, the dataset was preprocessed to improve model performance. Pixel values were normalized from the range 0–255 to 0–1 by dividing by 255, which helps in faster and more stable training. The dataset was split into training, validation, and test sets to ensure proper performance evaluation.</w:t>
       </w:r>
     </w:p>
     <w:p>
@@ -1219,6 +1197,7 @@
   <w:style w:type="character" w:default="1" w:styleId="DefaultParagraphFont">
     <w:name w:val="Default Paragraph Font"/>
     <w:uiPriority w:val="1"/>
+    <w:semiHidden/>
     <w:unhideWhenUsed/>
   </w:style>
   <w:style w:type="table" w:default="1" w:styleId="TableNormal">
